--- a/output/docx/AdministradorEditaPedido.docx
+++ b/output/docx/AdministradorEditaPedido.docx
@@ -197,17 +197,17 @@
               <w:rPr>
                 <w:sz w:val="18"/>
               </w:rPr>
-              <w:t>Administrador: abre tela inicial do sistema</w:t>
-            </w:r>
-          </w:p>
-        </w:tc>
-        <w:tc>
-          <w:p>
-            <w:r>
-              <w:rPr>
-                <w:sz w:val="18"/>
-              </w:rPr>
-              <w:t>SYSTEM exibe tela inicial do sistema</w:t>
+              <w:t>Administrador: Clicar na opcao 'Pedidos' no menu da tela principal</w:t>
+            </w:r>
+          </w:p>
+        </w:tc>
+        <w:tc>
+          <w:p>
+            <w:r>
+              <w:rPr>
+                <w:sz w:val="18"/>
+              </w:rPr>
+              <w:t>SYSTEM exibe a tela de listagem de Pedidos</w:t>
             </w:r>
           </w:p>
         </w:tc>
@@ -229,17 +229,17 @@
               <w:rPr>
                 <w:sz w:val="18"/>
               </w:rPr>
-              <w:t>Administrador: clica na opcao 'Pedidos' no menu da tela principal</w:t>
-            </w:r>
-          </w:p>
-        </w:tc>
-        <w:tc>
-          <w:p>
-            <w:r>
-              <w:rPr>
-                <w:sz w:val="18"/>
-              </w:rPr>
-              <w:t>SYSTEM exibe a tela de listagem de Pedidos</w:t>
+              <w:t>Administrador: clica em um Pedido existente</w:t>
+            </w:r>
+          </w:p>
+        </w:tc>
+        <w:tc>
+          <w:p>
+            <w:r>
+              <w:rPr>
+                <w:sz w:val="18"/>
+              </w:rPr>
+              <w:t>SYSTEM exibe a tela de edicao de Pedido</w:t>
             </w:r>
           </w:p>
         </w:tc>
@@ -261,17 +261,17 @@
               <w:rPr>
                 <w:sz w:val="18"/>
               </w:rPr>
-              <w:t>Administrador: clica em um Pedido existente</w:t>
-            </w:r>
-          </w:p>
-        </w:tc>
-        <w:tc>
-          <w:p>
-            <w:r>
-              <w:rPr>
-                <w:sz w:val="18"/>
-              </w:rPr>
-              <w:t>SYSTEM exibe a tela de edicao de Pedido</w:t>
+              <w:t>Administrador: preenche os dados de novo CEP</w:t>
+            </w:r>
+          </w:p>
+        </w:tc>
+        <w:tc>
+          <w:p>
+            <w:r>
+              <w:rPr>
+                <w:sz w:val="18"/>
+              </w:rPr>
+              <w:t>SYSTEM preenche demais campos de Endereco exceto Numero e Complemento</w:t>
             </w:r>
           </w:p>
         </w:tc>
@@ -284,38 +284,6 @@
                 <w:sz w:val="18"/>
               </w:rPr>
               <w:t>4</w:t>
-            </w:r>
-          </w:p>
-        </w:tc>
-        <w:tc>
-          <w:p>
-            <w:r>
-              <w:rPr>
-                <w:sz w:val="18"/>
-              </w:rPr>
-              <w:t>Administrador: preenche os dados de novo CEP</w:t>
-            </w:r>
-          </w:p>
-        </w:tc>
-        <w:tc>
-          <w:p>
-            <w:r>
-              <w:rPr>
-                <w:sz w:val="18"/>
-              </w:rPr>
-              <w:t>SYSTEM preenche demais campos de Endereco exceto Numero e Complemento</w:t>
-            </w:r>
-          </w:p>
-        </w:tc>
-      </w:tr>
-      <w:tr>
-        <w:tc>
-          <w:p>
-            <w:r>
-              <w:rPr>
-                <w:sz w:val="18"/>
-              </w:rPr>
-              <w:t>5</w:t>
             </w:r>
           </w:p>
         </w:tc>
@@ -356,7 +324,7 @@
           <w:sz w:val="24"/>
           <w:color w:val="2B6CB0"/>
         </w:rPr>
-        <w:t>[TC2] Alternative Flow 1: ordena lista de Pedidos</w:t>
+        <w:t>[TC2] Alternative Flow 1: Usuario ordena lista de Pedidos</w:t>
       </w:r>
     </w:p>
     <w:p>
@@ -483,17 +451,17 @@
               <w:rPr>
                 <w:sz w:val="18"/>
               </w:rPr>
-              <w:t>Administrador: abre tela inicial do sistema</w:t>
-            </w:r>
-          </w:p>
-        </w:tc>
-        <w:tc>
-          <w:p>
-            <w:r>
-              <w:rPr>
-                <w:sz w:val="18"/>
-              </w:rPr>
-              <w:t>SYSTEM exibe tela inicial do sistema</w:t>
+              <w:t>Administrador: Clicar na opcao 'Pedidos' no menu da tela principal</w:t>
+            </w:r>
+          </w:p>
+        </w:tc>
+        <w:tc>
+          <w:p>
+            <w:r>
+              <w:rPr>
+                <w:sz w:val="18"/>
+              </w:rPr>
+              <w:t>SYSTEM exibe a tela de listagem de Pedidos</w:t>
             </w:r>
           </w:p>
         </w:tc>
@@ -515,7 +483,7 @@
               <w:rPr>
                 <w:sz w:val="18"/>
               </w:rPr>
-              <w:t>Administrador: clica na opcao 'Pedidos' no menu da tela principal</w:t>
+              <w:t>Administrador: clica em um dos botões de ordenacao associada a uma coluna da tabela</w:t>
             </w:r>
           </w:p>
         </w:tc>
@@ -547,17 +515,17 @@
               <w:rPr>
                 <w:sz w:val="18"/>
               </w:rPr>
-              <w:t>Administrador: clica em um dos botões de ordenacao associada a uma coluna da tabela</w:t>
-            </w:r>
-          </w:p>
-        </w:tc>
-        <w:tc>
-          <w:p>
-            <w:r>
-              <w:rPr>
-                <w:sz w:val="18"/>
-              </w:rPr>
-              <w:t>SYSTEM exibe a tela de listagem de Pedidos</w:t>
+              <w:t>Administrador: clica em um Pedido existente</w:t>
+            </w:r>
+          </w:p>
+        </w:tc>
+        <w:tc>
+          <w:p>
+            <w:r>
+              <w:rPr>
+                <w:sz w:val="18"/>
+              </w:rPr>
+              <w:t>SYSTEM exibe a tela de edicao de Pedido</w:t>
             </w:r>
           </w:p>
         </w:tc>
@@ -579,17 +547,17 @@
               <w:rPr>
                 <w:sz w:val="18"/>
               </w:rPr>
-              <w:t>Administrador: clica em um Pedido existente</w:t>
-            </w:r>
-          </w:p>
-        </w:tc>
-        <w:tc>
-          <w:p>
-            <w:r>
-              <w:rPr>
-                <w:sz w:val="18"/>
-              </w:rPr>
-              <w:t>SYSTEM exibe a tela de edicao de Pedido</w:t>
+              <w:t>Administrador: preenche os dados de novo CEP</w:t>
+            </w:r>
+          </w:p>
+        </w:tc>
+        <w:tc>
+          <w:p>
+            <w:r>
+              <w:rPr>
+                <w:sz w:val="18"/>
+              </w:rPr>
+              <w:t>SYSTEM preenche demais campos de Endereco exceto Numero e Complemento</w:t>
             </w:r>
           </w:p>
         </w:tc>
@@ -602,38 +570,6 @@
                 <w:sz w:val="18"/>
               </w:rPr>
               <w:t>5</w:t>
-            </w:r>
-          </w:p>
-        </w:tc>
-        <w:tc>
-          <w:p>
-            <w:r>
-              <w:rPr>
-                <w:sz w:val="18"/>
-              </w:rPr>
-              <w:t>Administrador: preenche os dados de novo CEP</w:t>
-            </w:r>
-          </w:p>
-        </w:tc>
-        <w:tc>
-          <w:p>
-            <w:r>
-              <w:rPr>
-                <w:sz w:val="18"/>
-              </w:rPr>
-              <w:t>SYSTEM preenche demais campos de Endereco exceto Numero e Complemento</w:t>
-            </w:r>
-          </w:p>
-        </w:tc>
-      </w:tr>
-      <w:tr>
-        <w:tc>
-          <w:p>
-            <w:r>
-              <w:rPr>
-                <w:sz w:val="18"/>
-              </w:rPr>
-              <w:t>6</w:t>
             </w:r>
           </w:p>
         </w:tc>
@@ -674,7 +610,7 @@
           <w:sz w:val="24"/>
           <w:color w:val="2B6CB0"/>
         </w:rPr>
-        <w:t>[TC3] Alternative Flow 2: filtra lista de Pedidos</w:t>
+        <w:t>[TC3] Alternative Flow 2: Usuario filtra lista de Pedidos</w:t>
       </w:r>
     </w:p>
     <w:p>
@@ -801,17 +737,17 @@
               <w:rPr>
                 <w:sz w:val="18"/>
               </w:rPr>
-              <w:t>Administrador: abre tela inicial do sistema</w:t>
-            </w:r>
-          </w:p>
-        </w:tc>
-        <w:tc>
-          <w:p>
-            <w:r>
-              <w:rPr>
-                <w:sz w:val="18"/>
-              </w:rPr>
-              <w:t>SYSTEM exibe tela inicial do sistema</w:t>
+              <w:t>Administrador: Clicar na opcao 'Pedidos' no menu da tela principal</w:t>
+            </w:r>
+          </w:p>
+        </w:tc>
+        <w:tc>
+          <w:p>
+            <w:r>
+              <w:rPr>
+                <w:sz w:val="18"/>
+              </w:rPr>
+              <w:t>SYSTEM exibe a tela de listagem de Pedidos</w:t>
             </w:r>
           </w:p>
         </w:tc>
@@ -833,7 +769,7 @@
               <w:rPr>
                 <w:sz w:val="18"/>
               </w:rPr>
-              <w:t>Administrador: clica na opcao 'Pedidos' no menu da tela principal</w:t>
+              <w:t>Administrador: preenche campos de filtragem</w:t>
             </w:r>
           </w:p>
         </w:tc>
@@ -865,17 +801,17 @@
               <w:rPr>
                 <w:sz w:val="18"/>
               </w:rPr>
-              <w:t>Administrador: preenche campos de filtragem</w:t>
-            </w:r>
-          </w:p>
-        </w:tc>
-        <w:tc>
-          <w:p>
-            <w:r>
-              <w:rPr>
-                <w:sz w:val="18"/>
-              </w:rPr>
-              <w:t>SYSTEM exibe a tela de listagem de Pedidos</w:t>
+              <w:t>Administrador: clica em um Pedido existente</w:t>
+            </w:r>
+          </w:p>
+        </w:tc>
+        <w:tc>
+          <w:p>
+            <w:r>
+              <w:rPr>
+                <w:sz w:val="18"/>
+              </w:rPr>
+              <w:t>SYSTEM exibe a tela de edicao de Pedido</w:t>
             </w:r>
           </w:p>
         </w:tc>
@@ -897,17 +833,17 @@
               <w:rPr>
                 <w:sz w:val="18"/>
               </w:rPr>
-              <w:t>Administrador: clica em um Pedido existente</w:t>
-            </w:r>
-          </w:p>
-        </w:tc>
-        <w:tc>
-          <w:p>
-            <w:r>
-              <w:rPr>
-                <w:sz w:val="18"/>
-              </w:rPr>
-              <w:t>SYSTEM exibe a tela de edicao de Pedido</w:t>
+              <w:t>Administrador: preenche os dados de novo CEP</w:t>
+            </w:r>
+          </w:p>
+        </w:tc>
+        <w:tc>
+          <w:p>
+            <w:r>
+              <w:rPr>
+                <w:sz w:val="18"/>
+              </w:rPr>
+              <w:t>SYSTEM preenche demais campos de Endereco exceto Numero e Complemento</w:t>
             </w:r>
           </w:p>
         </w:tc>
@@ -920,38 +856,6 @@
                 <w:sz w:val="18"/>
               </w:rPr>
               <w:t>5</w:t>
-            </w:r>
-          </w:p>
-        </w:tc>
-        <w:tc>
-          <w:p>
-            <w:r>
-              <w:rPr>
-                <w:sz w:val="18"/>
-              </w:rPr>
-              <w:t>Administrador: preenche os dados de novo CEP</w:t>
-            </w:r>
-          </w:p>
-        </w:tc>
-        <w:tc>
-          <w:p>
-            <w:r>
-              <w:rPr>
-                <w:sz w:val="18"/>
-              </w:rPr>
-              <w:t>SYSTEM preenche demais campos de Endereco exceto Numero e Complemento</w:t>
-            </w:r>
-          </w:p>
-        </w:tc>
-      </w:tr>
-      <w:tr>
-        <w:tc>
-          <w:p>
-            <w:r>
-              <w:rPr>
-                <w:sz w:val="18"/>
-              </w:rPr>
-              <w:t>6</w:t>
             </w:r>
           </w:p>
         </w:tc>
@@ -992,7 +896,7 @@
           <w:sz w:val="24"/>
           <w:color w:val="2B6CB0"/>
         </w:rPr>
-        <w:t>[TC4] Alternative Flow 3: navega por paginas de tabela</w:t>
+        <w:t>[TC4] Alternative Flow 3: Usuario navega por paginas de tabela</w:t>
       </w:r>
     </w:p>
     <w:p>
@@ -1119,17 +1023,17 @@
               <w:rPr>
                 <w:sz w:val="18"/>
               </w:rPr>
-              <w:t>Administrador: abre tela inicial do sistema</w:t>
-            </w:r>
-          </w:p>
-        </w:tc>
-        <w:tc>
-          <w:p>
-            <w:r>
-              <w:rPr>
-                <w:sz w:val="18"/>
-              </w:rPr>
-              <w:t>SYSTEM exibe tela inicial do sistema</w:t>
+              <w:t>Administrador: Clicar na opcao 'Pedidos' no menu da tela principal</w:t>
+            </w:r>
+          </w:p>
+        </w:tc>
+        <w:tc>
+          <w:p>
+            <w:r>
+              <w:rPr>
+                <w:sz w:val="18"/>
+              </w:rPr>
+              <w:t>SYSTEM exibe a tela de listagem de Pedidos</w:t>
             </w:r>
           </w:p>
         </w:tc>
@@ -1151,7 +1055,7 @@
               <w:rPr>
                 <w:sz w:val="18"/>
               </w:rPr>
-              <w:t>Administrador: clica na opcao 'Pedidos' no menu da tela principal</w:t>
+              <w:t>Administrador: clica em botao de navegacao de paginas de tabela</w:t>
             </w:r>
           </w:p>
         </w:tc>
@@ -1183,17 +1087,17 @@
               <w:rPr>
                 <w:sz w:val="18"/>
               </w:rPr>
-              <w:t>Administrador: clica em botao de navegacao de paginas de tabela</w:t>
-            </w:r>
-          </w:p>
-        </w:tc>
-        <w:tc>
-          <w:p>
-            <w:r>
-              <w:rPr>
-                <w:sz w:val="18"/>
-              </w:rPr>
-              <w:t>SYSTEM exibe a tela de listagem de Pedidos</w:t>
+              <w:t>Administrador: clica em um Pedido existente</w:t>
+            </w:r>
+          </w:p>
+        </w:tc>
+        <w:tc>
+          <w:p>
+            <w:r>
+              <w:rPr>
+                <w:sz w:val="18"/>
+              </w:rPr>
+              <w:t>SYSTEM exibe a tela de edicao de Pedido</w:t>
             </w:r>
           </w:p>
         </w:tc>
@@ -1215,17 +1119,17 @@
               <w:rPr>
                 <w:sz w:val="18"/>
               </w:rPr>
-              <w:t>Administrador: clica em um Pedido existente</w:t>
-            </w:r>
-          </w:p>
-        </w:tc>
-        <w:tc>
-          <w:p>
-            <w:r>
-              <w:rPr>
-                <w:sz w:val="18"/>
-              </w:rPr>
-              <w:t>SYSTEM exibe a tela de edicao de Pedido</w:t>
+              <w:t>Administrador: preenche os dados de novo CEP</w:t>
+            </w:r>
+          </w:p>
+        </w:tc>
+        <w:tc>
+          <w:p>
+            <w:r>
+              <w:rPr>
+                <w:sz w:val="18"/>
+              </w:rPr>
+              <w:t>SYSTEM preenche demais campos de Endereco exceto Numero e Complemento</w:t>
             </w:r>
           </w:p>
         </w:tc>
@@ -1238,38 +1142,6 @@
                 <w:sz w:val="18"/>
               </w:rPr>
               <w:t>5</w:t>
-            </w:r>
-          </w:p>
-        </w:tc>
-        <w:tc>
-          <w:p>
-            <w:r>
-              <w:rPr>
-                <w:sz w:val="18"/>
-              </w:rPr>
-              <w:t>Administrador: preenche os dados de novo CEP</w:t>
-            </w:r>
-          </w:p>
-        </w:tc>
-        <w:tc>
-          <w:p>
-            <w:r>
-              <w:rPr>
-                <w:sz w:val="18"/>
-              </w:rPr>
-              <w:t>SYSTEM preenche demais campos de Endereco exceto Numero e Complemento</w:t>
-            </w:r>
-          </w:p>
-        </w:tc>
-      </w:tr>
-      <w:tr>
-        <w:tc>
-          <w:p>
-            <w:r>
-              <w:rPr>
-                <w:sz w:val="18"/>
-              </w:rPr>
-              <w:t>6</w:t>
             </w:r>
           </w:p>
         </w:tc>
@@ -1310,7 +1182,7 @@
           <w:sz w:val="24"/>
           <w:color w:val="2B6CB0"/>
         </w:rPr>
-        <w:t>[TC5] Alternative Flow 4: cancela atualizacao de Pedido</w:t>
+        <w:t>[TC5] Alternative Flow 4: Usuario cancela atualizacao de Pedido</w:t>
       </w:r>
     </w:p>
     <w:p>
@@ -1437,17 +1309,17 @@
               <w:rPr>
                 <w:sz w:val="18"/>
               </w:rPr>
-              <w:t>Administrador: abre tela inicial do sistema</w:t>
-            </w:r>
-          </w:p>
-        </w:tc>
-        <w:tc>
-          <w:p>
-            <w:r>
-              <w:rPr>
-                <w:sz w:val="18"/>
-              </w:rPr>
-              <w:t>SYSTEM exibe tela inicial do sistema</w:t>
+              <w:t>Administrador: Clicar na opcao 'Pedidos' no menu da tela principal</w:t>
+            </w:r>
+          </w:p>
+        </w:tc>
+        <w:tc>
+          <w:p>
+            <w:r>
+              <w:rPr>
+                <w:sz w:val="18"/>
+              </w:rPr>
+              <w:t>SYSTEM exibe a tela de listagem de Pedidos</w:t>
             </w:r>
           </w:p>
         </w:tc>
@@ -1469,7 +1341,71 @@
               <w:rPr>
                 <w:sz w:val="18"/>
               </w:rPr>
-              <w:t>Administrador: clica na opcao 'Pedidos' no menu da tela principal</w:t>
+              <w:t>Administrador: clica em um Pedido existente</w:t>
+            </w:r>
+          </w:p>
+        </w:tc>
+        <w:tc>
+          <w:p>
+            <w:r>
+              <w:rPr>
+                <w:sz w:val="18"/>
+              </w:rPr>
+              <w:t>SYSTEM exibe a tela de edicao de Pedido</w:t>
+            </w:r>
+          </w:p>
+        </w:tc>
+      </w:tr>
+      <w:tr>
+        <w:tc>
+          <w:p>
+            <w:r>
+              <w:rPr>
+                <w:sz w:val="18"/>
+              </w:rPr>
+              <w:t>3</w:t>
+            </w:r>
+          </w:p>
+        </w:tc>
+        <w:tc>
+          <w:p>
+            <w:r>
+              <w:rPr>
+                <w:sz w:val="18"/>
+              </w:rPr>
+              <w:t>Administrador: preenche os dados de novo CEP</w:t>
+            </w:r>
+          </w:p>
+        </w:tc>
+        <w:tc>
+          <w:p>
+            <w:r>
+              <w:rPr>
+                <w:sz w:val="18"/>
+              </w:rPr>
+              <w:t>SYSTEM preenche demais campos de Endereco exceto Numero e Complemento</w:t>
+            </w:r>
+          </w:p>
+        </w:tc>
+      </w:tr>
+      <w:tr>
+        <w:tc>
+          <w:p>
+            <w:r>
+              <w:rPr>
+                <w:sz w:val="18"/>
+              </w:rPr>
+              <w:t>4</w:t>
+            </w:r>
+          </w:p>
+        </w:tc>
+        <w:tc>
+          <w:p>
+            <w:r>
+              <w:rPr>
+                <w:sz w:val="18"/>
+              </w:rPr>
+              <w:t>Administrador: clica no botao Cancelar</w:t>
             </w:r>
           </w:p>
         </w:tc>
@@ -1491,7 +1427,7 @@
               <w:rPr>
                 <w:sz w:val="18"/>
               </w:rPr>
-              <w:t>3</w:t>
+              <w:t>5</w:t>
             </w:r>
           </w:p>
         </w:tc>
@@ -1523,7 +1459,7 @@
               <w:rPr>
                 <w:sz w:val="18"/>
               </w:rPr>
-              <w:t>4</w:t>
+              <w:t>6</w:t>
             </w:r>
           </w:p>
         </w:tc>
@@ -1555,103 +1491,7 @@
               <w:rPr>
                 <w:sz w:val="18"/>
               </w:rPr>
-              <w:t>5</w:t>
-            </w:r>
-          </w:p>
-        </w:tc>
-        <w:tc>
-          <w:p>
-            <w:r>
-              <w:rPr>
-                <w:sz w:val="18"/>
-              </w:rPr>
-              <w:t>Administrador: clica no botao Cancelar</w:t>
-            </w:r>
-          </w:p>
-        </w:tc>
-        <w:tc>
-          <w:p>
-            <w:r>
-              <w:rPr>
-                <w:sz w:val="18"/>
-              </w:rPr>
-              <w:t>SYSTEM exibe a tela de listagem de Pedidos</w:t>
-            </w:r>
-          </w:p>
-        </w:tc>
-      </w:tr>
-      <w:tr>
-        <w:tc>
-          <w:p>
-            <w:r>
-              <w:rPr>
-                <w:sz w:val="18"/>
-              </w:rPr>
-              <w:t>6</w:t>
-            </w:r>
-          </w:p>
-        </w:tc>
-        <w:tc>
-          <w:p>
-            <w:r>
-              <w:rPr>
-                <w:sz w:val="18"/>
-              </w:rPr>
-              <w:t>Administrador: clica em um Pedido existente</w:t>
-            </w:r>
-          </w:p>
-        </w:tc>
-        <w:tc>
-          <w:p>
-            <w:r>
-              <w:rPr>
-                <w:sz w:val="18"/>
-              </w:rPr>
-              <w:t>SYSTEM exibe a tela de edicao de Pedido</w:t>
-            </w:r>
-          </w:p>
-        </w:tc>
-      </w:tr>
-      <w:tr>
-        <w:tc>
-          <w:p>
-            <w:r>
-              <w:rPr>
-                <w:sz w:val="18"/>
-              </w:rPr>
               <w:t>7</w:t>
-            </w:r>
-          </w:p>
-        </w:tc>
-        <w:tc>
-          <w:p>
-            <w:r>
-              <w:rPr>
-                <w:sz w:val="18"/>
-              </w:rPr>
-              <w:t>Administrador: preenche os dados de novo CEP</w:t>
-            </w:r>
-          </w:p>
-        </w:tc>
-        <w:tc>
-          <w:p>
-            <w:r>
-              <w:rPr>
-                <w:sz w:val="18"/>
-              </w:rPr>
-              <w:t>SYSTEM preenche demais campos de Endereco exceto Numero e Complemento</w:t>
-            </w:r>
-          </w:p>
-        </w:tc>
-      </w:tr>
-      <w:tr>
-        <w:tc>
-          <w:p>
-            <w:r>
-              <w:rPr>
-                <w:sz w:val="18"/>
-              </w:rPr>
-              <w:t>8</w:t>
             </w:r>
           </w:p>
         </w:tc>
@@ -1692,7 +1532,7 @@
           <w:sz w:val="24"/>
           <w:color w:val="2B6CB0"/>
         </w:rPr>
-        <w:t>[TC6] Alternative Flow 5: volta para tela inicial de sistema</w:t>
+        <w:t>[TC6] Exception Flow 1: Usuario insere CEP invalido</w:t>
       </w:r>
     </w:p>
     <w:p>
@@ -1728,7 +1568,7 @@
         <w:rPr>
           <w:sz w:val="20"/>
         </w:rPr>
-        <w:t>O Pedido esta atualizado no banco.</w:t>
+        <w:t>Flow interrupted due to exception / error</w:t>
       </w:r>
     </w:p>
     <w:tbl>
@@ -1819,17 +1659,17 @@
               <w:rPr>
                 <w:sz w:val="18"/>
               </w:rPr>
-              <w:t>Administrador: abre tela inicial do sistema</w:t>
-            </w:r>
-          </w:p>
-        </w:tc>
-        <w:tc>
-          <w:p>
-            <w:r>
-              <w:rPr>
-                <w:sz w:val="18"/>
-              </w:rPr>
-              <w:t>SYSTEM exibe tela inicial do sistema</w:t>
+              <w:t>Administrador: Clicar na opcao 'Pedidos' no menu da tela principal</w:t>
+            </w:r>
+          </w:p>
+        </w:tc>
+        <w:tc>
+          <w:p>
+            <w:r>
+              <w:rPr>
+                <w:sz w:val="18"/>
+              </w:rPr>
+              <w:t>SYSTEM exibe a tela de listagem de Pedidos</w:t>
             </w:r>
           </w:p>
         </w:tc>
@@ -1851,17 +1691,17 @@
               <w:rPr>
                 <w:sz w:val="18"/>
               </w:rPr>
-              <w:t>Administrador: clica na opcao 'Pedidos' no menu da tela principal</w:t>
-            </w:r>
-          </w:p>
-        </w:tc>
-        <w:tc>
-          <w:p>
-            <w:r>
-              <w:rPr>
-                <w:sz w:val="18"/>
-              </w:rPr>
-              <w:t>SYSTEM exibe a tela de listagem de Pedidos</w:t>
+              <w:t>Administrador: clica em um Pedido existente</w:t>
+            </w:r>
+          </w:p>
+        </w:tc>
+        <w:tc>
+          <w:p>
+            <w:r>
+              <w:rPr>
+                <w:sz w:val="18"/>
+              </w:rPr>
+              <w:t>SYSTEM exibe a tela de edicao de Pedido</w:t>
             </w:r>
           </w:p>
         </w:tc>
@@ -1883,17 +1723,17 @@
               <w:rPr>
                 <w:sz w:val="18"/>
               </w:rPr>
-              <w:t>Administrador: clica no botao Cancelar</w:t>
-            </w:r>
-          </w:p>
-        </w:tc>
-        <w:tc>
-          <w:p>
-            <w:r>
-              <w:rPr>
-                <w:sz w:val="18"/>
-              </w:rPr>
-              <w:t>SYSTEM exibe tela inicial do sistema</w:t>
+              <w:t>Administrador: preenche os dados de novo CEP</w:t>
+            </w:r>
+          </w:p>
+        </w:tc>
+        <w:tc>
+          <w:p>
+            <w:r>
+              <w:rPr>
+                <w:sz w:val="18"/>
+              </w:rPr>
+              <w:t>SYSTEM alerta que CEP é invalido</w:t>
             </w:r>
           </w:p>
         </w:tc>
@@ -1915,113 +1755,17 @@
               <w:rPr>
                 <w:sz w:val="18"/>
               </w:rPr>
-              <w:t>Administrador: clica na opcao 'Pedidos' no menu da tela principal</w:t>
-            </w:r>
-          </w:p>
-        </w:tc>
-        <w:tc>
-          <w:p>
-            <w:r>
-              <w:rPr>
-                <w:sz w:val="18"/>
-              </w:rPr>
-              <w:t>SYSTEM exibe a tela de listagem de Pedidos</w:t>
-            </w:r>
-          </w:p>
-        </w:tc>
-      </w:tr>
-      <w:tr>
-        <w:tc>
-          <w:p>
-            <w:r>
-              <w:rPr>
-                <w:sz w:val="18"/>
-              </w:rPr>
-              <w:t>5</w:t>
-            </w:r>
-          </w:p>
-        </w:tc>
-        <w:tc>
-          <w:p>
-            <w:r>
-              <w:rPr>
-                <w:sz w:val="18"/>
-              </w:rPr>
-              <w:t>Administrador: clica em um Pedido existente</w:t>
-            </w:r>
-          </w:p>
-        </w:tc>
-        <w:tc>
-          <w:p>
-            <w:r>
-              <w:rPr>
-                <w:sz w:val="18"/>
-              </w:rPr>
-              <w:t>SYSTEM exibe a tela de edicao de Pedido</w:t>
-            </w:r>
-          </w:p>
-        </w:tc>
-      </w:tr>
-      <w:tr>
-        <w:tc>
-          <w:p>
-            <w:r>
-              <w:rPr>
-                <w:sz w:val="18"/>
-              </w:rPr>
-              <w:t>6</w:t>
-            </w:r>
-          </w:p>
-        </w:tc>
-        <w:tc>
-          <w:p>
-            <w:r>
-              <w:rPr>
-                <w:sz w:val="18"/>
-              </w:rPr>
-              <w:t>Administrador: preenche os dados de novo CEP</w:t>
-            </w:r>
-          </w:p>
-        </w:tc>
-        <w:tc>
-          <w:p>
-            <w:r>
-              <w:rPr>
-                <w:sz w:val="18"/>
-              </w:rPr>
-              <w:t>SYSTEM preenche demais campos de Endereco exceto Numero e Complemento</w:t>
-            </w:r>
-          </w:p>
-        </w:tc>
-      </w:tr>
-      <w:tr>
-        <w:tc>
-          <w:p>
-            <w:r>
-              <w:rPr>
-                <w:sz w:val="18"/>
-              </w:rPr>
-              <w:t>7</w:t>
-            </w:r>
-          </w:p>
-        </w:tc>
-        <w:tc>
-          <w:p>
-            <w:r>
-              <w:rPr>
-                <w:sz w:val="18"/>
-              </w:rPr>
-              <w:t>Administrador: preenche demais campos de Endereco e clica em Atualizar</w:t>
-            </w:r>
-          </w:p>
-        </w:tc>
-        <w:tc>
-          <w:p>
-            <w:r>
-              <w:rPr>
-                <w:sz w:val="18"/>
-              </w:rPr>
-              <w:t>SYSTEM notifica usuario que o Pedido foi atualizado com sucesso</w:t>
+              <w:t>Administrador: preenche um cpf valido e clica em Atualizar</w:t>
+            </w:r>
+          </w:p>
+        </w:tc>
+        <w:tc>
+          <w:p>
+            <w:r>
+              <w:rPr>
+                <w:sz w:val="18"/>
+              </w:rPr>
+              <w:t>SYSTEM processes action successfully</w:t>
             </w:r>
           </w:p>
         </w:tc>
@@ -2042,7 +1786,7 @@
           <w:sz w:val="24"/>
           <w:color w:val="2B6CB0"/>
         </w:rPr>
-        <w:t>[TC7] Exception Flow 1: Usuario insere CEP invalido</w:t>
+        <w:t>[TC7] Exception Flow 2: Nao insere algum dado obrigatorio'</w:t>
       </w:r>
     </w:p>
     <w:p>
@@ -2169,17 +1913,17 @@
               <w:rPr>
                 <w:sz w:val="18"/>
               </w:rPr>
-              <w:t>Administrador: abre tela inicial do sistema</w:t>
-            </w:r>
-          </w:p>
-        </w:tc>
-        <w:tc>
-          <w:p>
-            <w:r>
-              <w:rPr>
-                <w:sz w:val="18"/>
-              </w:rPr>
-              <w:t>SYSTEM exibe tela inicial do sistema</w:t>
+              <w:t>Administrador: Clicar na opcao 'Pedidos' no menu da tela principal</w:t>
+            </w:r>
+          </w:p>
+        </w:tc>
+        <w:tc>
+          <w:p>
+            <w:r>
+              <w:rPr>
+                <w:sz w:val="18"/>
+              </w:rPr>
+              <w:t>SYSTEM exibe a tela de listagem de Pedidos</w:t>
             </w:r>
           </w:p>
         </w:tc>
@@ -2201,17 +1945,17 @@
               <w:rPr>
                 <w:sz w:val="18"/>
               </w:rPr>
-              <w:t>Administrador: clica na opcao 'Pedidos' no menu da tela principal</w:t>
-            </w:r>
-          </w:p>
-        </w:tc>
-        <w:tc>
-          <w:p>
-            <w:r>
-              <w:rPr>
-                <w:sz w:val="18"/>
-              </w:rPr>
-              <w:t>SYSTEM exibe a tela de listagem de Pedidos</w:t>
+              <w:t>Administrador: clica em um Pedido existente</w:t>
+            </w:r>
+          </w:p>
+        </w:tc>
+        <w:tc>
+          <w:p>
+            <w:r>
+              <w:rPr>
+                <w:sz w:val="18"/>
+              </w:rPr>
+              <w:t>SYSTEM exibe a tela de edicao de Pedido</w:t>
             </w:r>
           </w:p>
         </w:tc>
@@ -2233,17 +1977,17 @@
               <w:rPr>
                 <w:sz w:val="18"/>
               </w:rPr>
-              <w:t>Administrador: clica em um Pedido existente</w:t>
-            </w:r>
-          </w:p>
-        </w:tc>
-        <w:tc>
-          <w:p>
-            <w:r>
-              <w:rPr>
-                <w:sz w:val="18"/>
-              </w:rPr>
-              <w:t>SYSTEM exibe a tela de edicao de Pedido</w:t>
+              <w:t>Administrador: preenche os dados de novo CEP</w:t>
+            </w:r>
+          </w:p>
+        </w:tc>
+        <w:tc>
+          <w:p>
+            <w:r>
+              <w:rPr>
+                <w:sz w:val="18"/>
+              </w:rPr>
+              <w:t>SYSTEM preenche demais campos de Endereco exceto Numero e Complemento</w:t>
             </w:r>
           </w:p>
         </w:tc>
@@ -2265,17 +2009,17 @@
               <w:rPr>
                 <w:sz w:val="18"/>
               </w:rPr>
-              <w:t>Administrador: preenche os dados de novo CEP</w:t>
-            </w:r>
-          </w:p>
-        </w:tc>
-        <w:tc>
-          <w:p>
-            <w:r>
-              <w:rPr>
-                <w:sz w:val="18"/>
-              </w:rPr>
-              <w:t>SYSTEM alerta que CEP é invalido</w:t>
+              <w:t>Administrador: preenche demais campos de Endereco e clica em Atualizar</w:t>
+            </w:r>
+          </w:p>
+        </w:tc>
+        <w:tc>
+          <w:p>
+            <w:r>
+              <w:rPr>
+                <w:sz w:val="18"/>
+              </w:rPr>
+              <w:t>SYSTEM informa que os dados obrigatorios devem ser preenchidos</w:t>
             </w:r>
           </w:p>
         </w:tc>
@@ -2288,324 +2032,6 @@
                 <w:sz w:val="18"/>
               </w:rPr>
               <w:t>5</w:t>
-            </w:r>
-          </w:p>
-        </w:tc>
-        <w:tc>
-          <w:p>
-            <w:r>
-              <w:rPr>
-                <w:sz w:val="18"/>
-              </w:rPr>
-              <w:t>Administrador: preenche um cpf valido e clica em Atualizar</w:t>
-            </w:r>
-          </w:p>
-        </w:tc>
-        <w:tc>
-          <w:p>
-            <w:r>
-              <w:rPr>
-                <w:sz w:val="18"/>
-              </w:rPr>
-              <w:t>SYSTEM processes action successfully</w:t>
-            </w:r>
-          </w:p>
-        </w:tc>
-      </w:tr>
-    </w:tbl>
-    <w:p>
-      <w:r>
-        <w:br/>
-      </w:r>
-    </w:p>
-    <w:p>
-      <w:pPr>
-        <w:spacing w:before="180" w:after="60"/>
-      </w:pPr>
-      <w:r>
-        <w:rPr>
-          <w:b w:val="on"/>
-          <w:sz w:val="24"/>
-          <w:color w:val="2B6CB0"/>
-        </w:rPr>
-        <w:t>[TC8] Exception Flow 2: Nao insere algum dado obrigatorio'</w:t>
-      </w:r>
-    </w:p>
-    <w:p>
-      <w:pPr>
-        <w:spacing w:after="40"/>
-      </w:pPr>
-      <w:r>
-        <w:rPr>
-          <w:b w:val="on"/>
-          <w:sz w:val="20"/>
-        </w:rPr>
-        <w:t xml:space="preserve">Preconditions: </w:t>
-      </w:r>
-      <w:r>
-        <w:rPr>
-          <w:sz w:val="20"/>
-        </w:rPr>
-        <w:t>Usuario Administrador logado no sistema; Existem Pedidos registrados no sistema.</w:t>
-      </w:r>
-    </w:p>
-    <w:p>
-      <w:pPr>
-        <w:spacing w:after="40"/>
-      </w:pPr>
-      <w:r>
-        <w:rPr>
-          <w:b w:val="on"/>
-          <w:sz w:val="20"/>
-        </w:rPr>
-        <w:t xml:space="preserve">Postconditions: </w:t>
-      </w:r>
-      <w:r>
-        <w:rPr>
-          <w:sz w:val="20"/>
-        </w:rPr>
-        <w:t>Flow interrupted due to exception / error</w:t>
-      </w:r>
-    </w:p>
-    <w:tbl>
-      <w:tblPr>
-        <w:tblW w:w="5000" w:type="pct"/>
-        <w:tblBorders>
-          <w:top w:val="single"/>
-          <w:left w:val="single"/>
-          <w:bottom w:val="single"/>
-          <w:right w:val="single"/>
-          <w:insideH w:val="single"/>
-          <w:insideV w:val="single"/>
-        </w:tblBorders>
-      </w:tblPr>
-      <w:tr>
-        <w:tc>
-          <w:tcPr>
-            <w:tcW w:w="1200" w:type="dxa"/>
-            <w:shd w:color="auto" w:val="clear" w:fill="2B6CB0"/>
-          </w:tcPr>
-          <w:p>
-            <w:pPr>
-              <w:jc w:val="left"/>
-            </w:pPr>
-            <w:r>
-              <w:rPr>
-                <w:b w:val="on"/>
-                <w:sz w:val="20"/>
-                <w:color w:val="FFFFFF"/>
-              </w:rPr>
-              <w:t>Step #</w:t>
-            </w:r>
-          </w:p>
-        </w:tc>
-        <w:tc>
-          <w:tcPr>
-            <w:tcW w:w="4500" w:type="dxa"/>
-            <w:shd w:color="auto" w:val="clear" w:fill="2B6CB0"/>
-          </w:tcPr>
-          <w:p>
-            <w:pPr>
-              <w:jc w:val="left"/>
-            </w:pPr>
-            <w:r>
-              <w:rPr>
-                <w:b w:val="on"/>
-                <w:sz w:val="20"/>
-                <w:color w:val="FFFFFF"/>
-              </w:rPr>
-              <w:t>Actor Action</w:t>
-            </w:r>
-          </w:p>
-        </w:tc>
-        <w:tc>
-          <w:tcPr>
-            <w:tcW w:w="4500" w:type="dxa"/>
-            <w:shd w:color="auto" w:val="clear" w:fill="2B6CB0"/>
-          </w:tcPr>
-          <w:p>
-            <w:pPr>
-              <w:jc w:val="left"/>
-            </w:pPr>
-            <w:r>
-              <w:rPr>
-                <w:b w:val="on"/>
-                <w:sz w:val="20"/>
-                <w:color w:val="FFFFFF"/>
-              </w:rPr>
-              <w:t>Expected Result (System)</w:t>
-            </w:r>
-          </w:p>
-        </w:tc>
-      </w:tr>
-      <w:tr>
-        <w:tc>
-          <w:p>
-            <w:r>
-              <w:rPr>
-                <w:sz w:val="18"/>
-              </w:rPr>
-              <w:t>1</w:t>
-            </w:r>
-          </w:p>
-        </w:tc>
-        <w:tc>
-          <w:p>
-            <w:r>
-              <w:rPr>
-                <w:sz w:val="18"/>
-              </w:rPr>
-              <w:t>Administrador: abre tela inicial do sistema</w:t>
-            </w:r>
-          </w:p>
-        </w:tc>
-        <w:tc>
-          <w:p>
-            <w:r>
-              <w:rPr>
-                <w:sz w:val="18"/>
-              </w:rPr>
-              <w:t>SYSTEM exibe tela inicial do sistema</w:t>
-            </w:r>
-          </w:p>
-        </w:tc>
-      </w:tr>
-      <w:tr>
-        <w:tc>
-          <w:p>
-            <w:r>
-              <w:rPr>
-                <w:sz w:val="18"/>
-              </w:rPr>
-              <w:t>2</w:t>
-            </w:r>
-          </w:p>
-        </w:tc>
-        <w:tc>
-          <w:p>
-            <w:r>
-              <w:rPr>
-                <w:sz w:val="18"/>
-              </w:rPr>
-              <w:t>Administrador: clica na opcao 'Pedidos' no menu da tela principal</w:t>
-            </w:r>
-          </w:p>
-        </w:tc>
-        <w:tc>
-          <w:p>
-            <w:r>
-              <w:rPr>
-                <w:sz w:val="18"/>
-              </w:rPr>
-              <w:t>SYSTEM exibe a tela de listagem de Pedidos</w:t>
-            </w:r>
-          </w:p>
-        </w:tc>
-      </w:tr>
-      <w:tr>
-        <w:tc>
-          <w:p>
-            <w:r>
-              <w:rPr>
-                <w:sz w:val="18"/>
-              </w:rPr>
-              <w:t>3</w:t>
-            </w:r>
-          </w:p>
-        </w:tc>
-        <w:tc>
-          <w:p>
-            <w:r>
-              <w:rPr>
-                <w:sz w:val="18"/>
-              </w:rPr>
-              <w:t>Administrador: clica em um Pedido existente</w:t>
-            </w:r>
-          </w:p>
-        </w:tc>
-        <w:tc>
-          <w:p>
-            <w:r>
-              <w:rPr>
-                <w:sz w:val="18"/>
-              </w:rPr>
-              <w:t>SYSTEM exibe a tela de edicao de Pedido</w:t>
-            </w:r>
-          </w:p>
-        </w:tc>
-      </w:tr>
-      <w:tr>
-        <w:tc>
-          <w:p>
-            <w:r>
-              <w:rPr>
-                <w:sz w:val="18"/>
-              </w:rPr>
-              <w:t>4</w:t>
-            </w:r>
-          </w:p>
-        </w:tc>
-        <w:tc>
-          <w:p>
-            <w:r>
-              <w:rPr>
-                <w:sz w:val="18"/>
-              </w:rPr>
-              <w:t>Administrador: preenche os dados de novo CEP</w:t>
-            </w:r>
-          </w:p>
-        </w:tc>
-        <w:tc>
-          <w:p>
-            <w:r>
-              <w:rPr>
-                <w:sz w:val="18"/>
-              </w:rPr>
-              <w:t>SYSTEM preenche demais campos de Endereco exceto Numero e Complemento</w:t>
-            </w:r>
-          </w:p>
-        </w:tc>
-      </w:tr>
-      <w:tr>
-        <w:tc>
-          <w:p>
-            <w:r>
-              <w:rPr>
-                <w:sz w:val="18"/>
-              </w:rPr>
-              <w:t>5</w:t>
-            </w:r>
-          </w:p>
-        </w:tc>
-        <w:tc>
-          <w:p>
-            <w:r>
-              <w:rPr>
-                <w:sz w:val="18"/>
-              </w:rPr>
-              <w:t>Administrador: preenche demais campos de Endereco e clica em Atualizar</w:t>
-            </w:r>
-          </w:p>
-        </w:tc>
-        <w:tc>
-          <w:p>
-            <w:r>
-              <w:rPr>
-                <w:sz w:val="18"/>
-              </w:rPr>
-              <w:t>SYSTEM informa que os dados obrigatorios devem ser preenchidos</w:t>
-            </w:r>
-          </w:p>
-        </w:tc>
-      </w:tr>
-      <w:tr>
-        <w:tc>
-          <w:p>
-            <w:r>
-              <w:rPr>
-                <w:sz w:val="18"/>
-              </w:rPr>
-              <w:t>6</w:t>
             </w:r>
           </w:p>
         </w:tc>
